--- a/repo/PROJECT DOCUMENTATION.docx
+++ b/repo/PROJECT DOCUMENTATION.docx
@@ -17,7 +17,6 @@
     </w:p>
     <w:p>
       <w:pPr>
-        <w:pStyle w:val="ListParagraph"/>
         <w:jc w:val="left"/>
         <w:rPr>
           <w:b/>
@@ -296,16 +295,6 @@
           <w:lang w:val="en-GB" w:eastAsia="en-GB"/>
         </w:rPr>
       </w:pPr>
-      <w:r>
-        <w:rPr>
-          <w:rFonts w:eastAsia="Times New Roman" w:cs="Times New Roman"/>
-          <w:szCs w:val="24"/>
-          <w:lang w:val="en-GB" w:eastAsia="en-GB"/>
-        </w:rPr>
-        <w:pict w14:anchorId="7BF314C8">
-          <v:rect id="_x0000_i1033" style="width:0;height:1.5pt" o:hralign="center" o:hrstd="t" o:hr="t" fillcolor="#a0a0a0" stroked="f"/>
-        </w:pict>
-      </w:r>
     </w:p>
     <w:p>
       <w:pPr>
@@ -1191,16 +1180,6 @@
           <w:lang w:val="en-GB" w:eastAsia="en-GB"/>
         </w:rPr>
       </w:pPr>
-      <w:r>
-        <w:rPr>
-          <w:rFonts w:eastAsia="Times New Roman" w:cs="Times New Roman"/>
-          <w:szCs w:val="24"/>
-          <w:lang w:val="en-GB" w:eastAsia="en-GB"/>
-        </w:rPr>
-        <w:pict w14:anchorId="37712987">
-          <v:rect id="_x0000_i1034" style="width:0;height:1.5pt" o:hralign="center" o:hrstd="t" o:hr="t" fillcolor="#a0a0a0" stroked="f"/>
-        </w:pict>
-      </w:r>
     </w:p>
     <w:p>
       <w:pPr>
@@ -1503,16 +1482,6 @@
           <w:lang w:val="en-GB" w:eastAsia="en-GB"/>
         </w:rPr>
       </w:pPr>
-      <w:r>
-        <w:rPr>
-          <w:rFonts w:eastAsia="Times New Roman" w:cs="Times New Roman"/>
-          <w:szCs w:val="24"/>
-          <w:lang w:val="en-GB" w:eastAsia="en-GB"/>
-        </w:rPr>
-        <w:pict w14:anchorId="0B52F70A">
-          <v:rect id="_x0000_i1035" style="width:0;height:1.5pt" o:hralign="center" o:hrstd="t" o:hr="t" fillcolor="#a0a0a0" stroked="f"/>
-        </w:pict>
-      </w:r>
     </w:p>
     <w:p>
       <w:pPr>
@@ -1715,16 +1684,6 @@
           <w:lang w:val="en-GB" w:eastAsia="en-GB"/>
         </w:rPr>
       </w:pPr>
-      <w:r>
-        <w:rPr>
-          <w:rFonts w:eastAsia="Times New Roman" w:cs="Times New Roman"/>
-          <w:szCs w:val="24"/>
-          <w:lang w:val="en-GB" w:eastAsia="en-GB"/>
-        </w:rPr>
-        <w:pict w14:anchorId="08DBE9B1">
-          <v:rect id="_x0000_i1036" style="width:0;height:1.5pt" o:hralign="center" o:hrstd="t" o:hr="t" fillcolor="#a0a0a0" stroked="f"/>
-        </w:pict>
-      </w:r>
     </w:p>
     <w:p>
       <w:pPr>
@@ -3163,7 +3122,7 @@
           <w:lang w:val="en-GB" w:eastAsia="en-GB"/>
         </w:rPr>
         <w:pict w14:anchorId="48A60A5A">
-          <v:rect id="_x0000_i1025" style="width:0;height:1.5pt" o:hralign="center" o:hrstd="t" o:hr="t" fillcolor="#a0a0a0" stroked="f"/>
+          <v:rect id="_x0000_i1029" style="width:0;height:1.5pt" o:hralign="center" o:hrstd="t" o:hr="t" fillcolor="#a0a0a0" stroked="f"/>
         </w:pict>
       </w:r>
     </w:p>
@@ -3461,7 +3420,7 @@
           <w:lang w:val="en-GB" w:eastAsia="en-GB"/>
         </w:rPr>
         <w:pict w14:anchorId="24E7E940">
-          <v:rect id="_x0000_i1026" style="width:0;height:1.5pt" o:hralign="center" o:hrstd="t" o:hr="t" fillcolor="#a0a0a0" stroked="f"/>
+          <v:rect id="_x0000_i1030" style="width:0;height:1.5pt" o:hralign="center" o:hrstd="t" o:hr="t" fillcolor="#a0a0a0" stroked="f"/>
         </w:pict>
       </w:r>
     </w:p>
@@ -3809,7 +3768,7 @@
           <w:lang w:val="en-GB" w:eastAsia="en-GB"/>
         </w:rPr>
         <w:pict w14:anchorId="6FEC0BD2">
-          <v:rect id="_x0000_i1027" style="width:0;height:1.5pt" o:hralign="center" o:hrstd="t" o:hr="t" fillcolor="#a0a0a0" stroked="f"/>
+          <v:rect id="_x0000_i1031" style="width:0;height:1.5pt" o:hralign="center" o:hrstd="t" o:hr="t" fillcolor="#a0a0a0" stroked="f"/>
         </w:pict>
       </w:r>
     </w:p>
@@ -4178,7 +4137,29 @@
           <w:szCs w:val="24"/>
           <w:lang w:val="en-GB" w:eastAsia="en-GB"/>
         </w:rPr>
-        <w:t>Business-ready Gold tables</w:t>
+        <w:t xml:space="preserve">Business-ready </w:t>
+      </w:r>
+      <w:proofErr w:type="gramStart"/>
+      <w:r>
+        <w:rPr>
+          <w:rFonts w:eastAsia="Times New Roman" w:cs="Times New Roman"/>
+          <w:b/>
+          <w:bCs/>
+          <w:szCs w:val="24"/>
+          <w:lang w:val="en-GB" w:eastAsia="en-GB"/>
+        </w:rPr>
+        <w:t>Gold</w:t>
+      </w:r>
+      <w:proofErr w:type="gramEnd"/>
+      <w:r>
+        <w:rPr>
+          <w:rFonts w:eastAsia="Times New Roman" w:cs="Times New Roman"/>
+          <w:b/>
+          <w:bCs/>
+          <w:szCs w:val="24"/>
+          <w:lang w:val="en-GB" w:eastAsia="en-GB"/>
+        </w:rPr>
+        <w:t xml:space="preserve"> tables</w:t>
       </w:r>
     </w:p>
     <w:p>
@@ -4239,7 +4220,7 @@
           <w:lang w:val="en-GB" w:eastAsia="en-GB"/>
         </w:rPr>
         <w:pict w14:anchorId="4D8E73BF">
-          <v:rect id="_x0000_i1028" style="width:0;height:1.5pt" o:hralign="center" o:hrstd="t" o:hr="t" fillcolor="#a0a0a0" stroked="f"/>
+          <v:rect id="_x0000_i1032" style="width:0;height:1.5pt" o:hralign="center" o:hrstd="t" o:hr="t" fillcolor="#a0a0a0" stroked="f"/>
         </w:pict>
       </w:r>
     </w:p>
